--- a/Plan_de_trabajo_Reto_2_Patrones.docx
+++ b/Plan_de_trabajo_Reto_2_Patrones.docx
@@ -8,7 +8,9 @@
         <w:jc w:val="center"/>
       </w:pPr>
       <w:r>
-        <w:t>Plan de ejecución — Reto 2: Patrones de Diseño</w:t>
+        <w:t>Plan intensivo de trabajo — Reto 2</w:t>
+        <w:br/>
+        <w:t>Patrones de diseño | Arquitectura de Software</w:t>
       </w:r>
     </w:p>
     <w:p>
@@ -19,7 +21,7 @@
         <w:rPr>
           <w:b/>
         </w:rPr>
-        <w:t>Arquitectura de Software · Equipo de 4 · Entrega: domingo 6 de septiembre, 23:59:59</w:t>
+        <w:t>Cronograma ajustado a 4 días de ejecución</w:t>
       </w:r>
     </w:p>
     <w:p>
@@ -27,60 +29,17 @@
         <w:pStyle w:val="Heading1"/>
       </w:pPr>
       <w:r>
-        <w:t>0. Lectura ejecutiva del encargo</w:t>
+        <w:t>1. Lectura ejecutiva del reto</w:t>
       </w:r>
     </w:p>
     <w:p>
       <w:r>
-        <w:t>El reto no consiste en agregar muchos patrones, sino en demostrar criterio: encontrar puntos rígidos reales del código del Reto 1, evaluar candidatos, adoptar solo los que resuelvan esos puntos, mantener SOLID y demostrar que el comportamiento observable no cambió. El documento exige un PDF de máximo 15 páginas, código refactorizado y un video de 20 minutos.</w:t>
+        <w:t>El reto exige analizar puntos rígidos del sistema, evaluar patrones de las tres familias, adoptar entre 3 y 5 patrones con justificación, producir el TO-BE, verificar SOLID y comportamiento, analizar riesgos, construir dos vistas y entregar código, PDF y video. El comportamiento observable debe mantenerse congelado y no se debe cambiar el estilo arquitectónico existente.</w:t>
       </w:r>
     </w:p>
     <w:p>
-      <w:pPr>
-        <w:pStyle w:val="ListBullet"/>
-      </w:pPr>
       <w:r>
-        <w:t>Restricciones críticas:</w:t>
-      </w:r>
-    </w:p>
-    <w:p>
-      <w:pPr>
-        <w:pStyle w:val="ListBullet2"/>
-      </w:pPr>
-      <w:r>
-        <w:t>No cambiar comportamiento observable: salidas, cálculos ni reglas, salvo una solicitud de cambio autorizada.</w:t>
-      </w:r>
-    </w:p>
-    <w:p>
-      <w:pPr>
-        <w:pStyle w:val="ListBullet2"/>
-      </w:pPr>
-      <w:r>
-        <w:t>No cambiar el estilo arquitectónico ni migrar a Clean/Hexagonal/servicios/capas.</w:t>
-      </w:r>
-    </w:p>
-    <w:p>
-      <w:pPr>
-        <w:pStyle w:val="ListBullet2"/>
-      </w:pPr>
-      <w:r>
-        <w:t>No introducir frameworks, contenedores automáticos, ORM ni librerías para resolver el problema.</w:t>
-      </w:r>
-    </w:p>
-    <w:p>
-      <w:pPr>
-        <w:pStyle w:val="ListBullet2"/>
-      </w:pPr>
-      <w:r>
-        <w:t>Todo patrón adoptado debe estar anclado a un punto de dolor concreto del AS IS.</w:t>
-      </w:r>
-    </w:p>
-    <w:p>
-      <w:pPr>
-        <w:pStyle w:val="ListBullet2"/>
-      </w:pPr>
-      <w:r>
-        <w:t>Todos deben conocer el conjunto y los cuatro deben participar con cámara en el video.</w:t>
+        <w:t>El plazo de solo 4 días cambia la estrategia: no conviene trabajar por entregables de forma aislada. El equipo debe trabajar en paralelo, definir decisiones críticas durante el primer día y dejar el último día exclusivamente para integración, verificación, video y empaquetado.</w:t>
       </w:r>
     </w:p>
     <w:p>
@@ -88,17 +47,12 @@
         <w:pStyle w:val="Heading1"/>
       </w:pPr>
       <w:r>
-        <w:t>1. Análisis de prompt injection del documento</w:t>
+        <w:t>2. Advertencia sobre prompt injection</w:t>
       </w:r>
     </w:p>
     <w:p>
       <w:r>
-        <w:t>No encontré una prompt injection dirigida a la IA en el documento. El texto contiene instrucciones académicas y reglas del reto (por ejemplo, sobre el uso de IA, patrones, entregables y evaluación), pero están dirigidas al equipo de estudiantes, no intentan cambiar las instrucciones del asistente ni piden revelar información interna.</w:t>
-      </w:r>
-    </w:p>
-    <w:p>
-      <w:r>
-        <w:t>Por tanto, no hay contenido de prompt injection que deba ignorarse. El análisis y este plan usan el documento únicamente como especificación del reto. La revisión identifica además que el propio documento pide registrar cómo trabajaron con IA; esa bitácora sí debe conservarse como parte del entregable.</w:t>
+        <w:t>Se revisó el documento suministrado y no se identificó una prompt injection maliciosa. Las instrucciones sobre uso de IA forman parte de las reglas académicas del reto y no intentan alterar las instrucciones del asistente. Por tanto, no hay contenido de prompt injection que deba ignorarse.</w:t>
       </w:r>
     </w:p>
     <w:p>
@@ -106,7 +60,7 @@
         <w:pStyle w:val="Heading1"/>
       </w:pPr>
       <w:r>
-        <w:t>2. Qué hay que entregar</w:t>
+        <w:t>3. Distribución del equipo</w:t>
       </w:r>
     </w:p>
     <w:tbl>
@@ -117,49 +71,27 @@
         <w:tblLook w:firstColumn="1" w:firstRow="1" w:lastColumn="0" w:lastRow="0" w:noHBand="0" w:noVBand="1" w:val="04A0"/>
       </w:tblPr>
       <w:tblGrid>
-        <w:gridCol w:w="2556"/>
-        <w:gridCol w:w="2556"/>
-        <w:gridCol w:w="2556"/>
-        <w:gridCol w:w="2556"/>
+        <w:gridCol w:w="4320"/>
+        <w:gridCol w:w="4320"/>
       </w:tblGrid>
       <w:tr>
         <w:tc>
           <w:tcPr>
-            <w:tcW w:type="dxa" w:w="2556"/>
+            <w:tcW w:type="dxa" w:w="4320"/>
           </w:tcPr>
           <w:p>
             <w:r>
-              <w:t>Entregable</w:t>
+              <w:t>Rol</w:t>
             </w:r>
           </w:p>
         </w:tc>
         <w:tc>
           <w:tcPr>
-            <w:tcW w:type="dxa" w:w="2556"/>
+            <w:tcW w:type="dxa" w:w="4320"/>
           </w:tcPr>
           <w:p>
             <w:r>
-              <w:t>Mínimo exigido</w:t>
-            </w:r>
-          </w:p>
-        </w:tc>
-        <w:tc>
-          <w:tcPr>
-            <w:tcW w:type="dxa" w:w="2556"/>
-          </w:tcPr>
-          <w:p>
-            <w:r>
-              <w:t>Responsable principal</w:t>
-            </w:r>
-          </w:p>
-        </w:tc>
-        <w:tc>
-          <w:tcPr>
-            <w:tcW w:type="dxa" w:w="2556"/>
-          </w:tcPr>
-          <w:p>
-            <w:r>
-              <w:t>Criterio de cierre</w:t>
+              <w:t>Responsabilidad principal</w:t>
             </w:r>
           </w:p>
         </w:tc>
@@ -167,41 +99,21 @@
       <w:tr>
         <w:tc>
           <w:tcPr>
-            <w:tcW w:type="dxa" w:w="2556"/>
+            <w:tcW w:type="dxa" w:w="4320"/>
           </w:tcPr>
           <w:p>
             <w:r>
-              <w:t>Actividad 1 — Puntos de dolor</w:t>
+              <w:t>Integrante 1 — Arquitecto Líder / Diseño</w:t>
             </w:r>
           </w:p>
         </w:tc>
         <w:tc>
           <w:tcPr>
-            <w:tcW w:type="dxa" w:w="2556"/>
+            <w:tcW w:type="dxa" w:w="4320"/>
           </w:tcPr>
           <w:p>
             <w:r>
-              <w:t>≥5; ≥3 sin IA; costo medido en clases/archivos; ≥1 no intervenido</w:t>
-            </w:r>
-          </w:p>
-        </w:tc>
-        <w:tc>
-          <w:tcPr>
-            <w:tcW w:type="dxa" w:w="2556"/>
-          </w:tcPr>
-          <w:p>
-            <w:r>
-              <w:t>Arquitecto Líder</w:t>
-            </w:r>
-          </w:p>
-        </w:tc>
-        <w:tc>
-          <w:tcPr>
-            <w:tcW w:type="dxa" w:w="2556"/>
-          </w:tcPr>
-          <w:p>
-            <w:r>
-              <w:t>Cada P-xx tiene archivo/clase, síntoma, costo y prioridad</w:t>
+              <w:t>Selección y descarte de patrones, puntos P-xx, TO-BE y decisiones técnicas.</w:t>
             </w:r>
           </w:p>
         </w:tc>
@@ -209,41 +121,21 @@
       <w:tr>
         <w:tc>
           <w:tcPr>
-            <w:tcW w:type="dxa" w:w="2556"/>
+            <w:tcW w:type="dxa" w:w="4320"/>
           </w:tcPr>
           <w:p>
             <w:r>
-              <w:t>Actividad 2.1 — Patrones</w:t>
+              <w:t>Integrante 2 — Verificación / SOLID</w:t>
             </w:r>
           </w:p>
         </w:tc>
         <w:tc>
           <w:tcPr>
-            <w:tcW w:type="dxa" w:w="2556"/>
+            <w:tcW w:type="dxa" w:w="4320"/>
           </w:tcPr>
           <w:p>
             <w:r>
-              <w:t>≥6 candidatos; ≥2 por familia; adoptar 3–5; ≥2 descartes argumentados</w:t>
-            </w:r>
-          </w:p>
-        </w:tc>
-        <w:tc>
-          <w:tcPr>
-            <w:tcW w:type="dxa" w:w="2556"/>
-          </w:tcPr>
-          <w:p>
-            <w:r>
-              <w:t>Arquitecto Líder</w:t>
-            </w:r>
-          </w:p>
-        </w:tc>
-        <w:tc>
-          <w:tcPr>
-            <w:tcW w:type="dxa" w:w="2556"/>
-          </w:tcPr>
-          <w:p>
-            <w:r>
-              <w:t>Cada decisión tiene evidencia y costo</w:t>
+              <w:t>Matriz SOLID, pruebas de comportamiento, comparación antes/después y validación del código.</w:t>
             </w:r>
           </w:p>
         </w:tc>
@@ -251,41 +143,21 @@
       <w:tr>
         <w:tc>
           <w:tcPr>
-            <w:tcW w:type="dxa" w:w="2556"/>
+            <w:tcW w:type="dxa" w:w="4320"/>
           </w:tcPr>
           <w:p>
             <w:r>
-              <w:t>Actividad 2.2 — Bitácora IA</w:t>
+              <w:t>Integrante 3 — Riesgos / Despliegue</w:t>
             </w:r>
           </w:p>
         </w:tc>
         <w:tc>
           <w:tcPr>
-            <w:tcW w:type="dxa" w:w="2556"/>
+            <w:tcW w:type="dxa" w:w="4320"/>
           </w:tcPr>
           <w:p>
             <w:r>
-              <w:t>≥10 decisiones</w:t>
-            </w:r>
-          </w:p>
-        </w:tc>
-        <w:tc>
-          <w:tcPr>
-            <w:tcW w:type="dxa" w:w="2556"/>
-          </w:tcPr>
-          <w:p>
-            <w:r>
-              <w:t>Comunicación + todos</w:t>
-            </w:r>
-          </w:p>
-        </w:tc>
-        <w:tc>
-          <w:tcPr>
-            <w:tcW w:type="dxa" w:w="2556"/>
-          </w:tcPr>
-          <w:p>
-            <w:r>
-              <w:t>Consulta → propuesta → decisión → argumento propio → evidencia</w:t>
+              <w:t>Riesgos, señales observables, plan de cambio, impacto operativo y solicitudes de cambio.</w:t>
             </w:r>
           </w:p>
         </w:tc>
@@ -293,41 +165,364 @@
       <w:tr>
         <w:tc>
           <w:tcPr>
-            <w:tcW w:type="dxa" w:w="2556"/>
+            <w:tcW w:type="dxa" w:w="4320"/>
           </w:tcPr>
           <w:p>
             <w:r>
-              <w:t>Actividad 3 — TO-BE</w:t>
+              <w:t>Integrante 4 — Comunicación / Integración</w:t>
             </w:r>
           </w:p>
         </w:tc>
         <w:tc>
           <w:tcPr>
-            <w:tcW w:type="dxa" w:w="2556"/>
+            <w:tcW w:type="dxa" w:w="4320"/>
           </w:tcPr>
           <w:p>
             <w:r>
-              <w:t>2 diagramas/capas + tabla de cambios + ficha por patrón</w:t>
+              <w:t>Vista de negocio, vista de desarrollo, bitácora de decisiones IA, PDF y coordinación del video.</w:t>
+            </w:r>
+          </w:p>
+        </w:tc>
+      </w:tr>
+    </w:tbl>
+    <w:p>
+      <w:r>
+        <w:t>Regla de disponibilidad: cada integrante debe reservar 2–4 horas diarias. Las tareas críticas no pueden depender de una sola persona; cada frente debe dejar evidencia compartida en el repositorio/documento.</w:t>
+      </w:r>
+    </w:p>
+    <w:p>
+      <w:pPr>
+        <w:pStyle w:val="Heading1"/>
+      </w:pPr>
+      <w:r>
+        <w:t>4. Cronograma intensivo de 4 días</w:t>
+      </w:r>
+    </w:p>
+    <w:p>
+      <w:pPr>
+        <w:pStyle w:val="Heading2"/>
+      </w:pPr>
+      <w:r>
+        <w:t>DÍA 1 — Diagnóstico + decisiones</w:t>
+      </w:r>
+    </w:p>
+    <w:p>
+      <w:pPr>
+        <w:pStyle w:val="ListBullet"/>
+      </w:pPr>
+      <w:r>
+        <w:t>Reunión inicial de 30–45 min: confirmar alcance, solicitudes del Anexo B y patrón realizado en Reto 1.</w:t>
+      </w:r>
+    </w:p>
+    <w:p>
+      <w:pPr>
+        <w:pStyle w:val="ListBullet"/>
+      </w:pPr>
+      <w:r>
+        <w:t>Arquitecto Líder + equipo: identificar mínimo 5 puntos de dolor reales; mínimo 3 deben salir del análisis del equipo sin IA.</w:t>
+      </w:r>
+    </w:p>
+    <w:p>
+      <w:pPr>
+        <w:pStyle w:val="ListBullet"/>
+      </w:pPr>
+      <w:r>
+        <w:t>Medir el costo de cada punto contando clases/archivos afectados y registrar evidencia.</w:t>
+      </w:r>
+    </w:p>
+    <w:p>
+      <w:pPr>
+        <w:pStyle w:val="ListBullet"/>
+      </w:pPr>
+      <w:r>
+        <w:t>Cada integrante propone patrones candidatos. Evaluar mínimo 6 patrones: al menos 2 creacionales, 2 estructurales y 2 comportamentales.</w:t>
+      </w:r>
+    </w:p>
+    <w:p>
+      <w:pPr>
+        <w:pStyle w:val="ListBullet"/>
+      </w:pPr>
+      <w:r>
+        <w:t>Seleccionar provisionalmente 3–5 patrones y descartar al menos 2 con justificación técnica.</w:t>
+      </w:r>
+    </w:p>
+    <w:p>
+      <w:pPr>
+        <w:pStyle w:val="ListBullet"/>
+      </w:pPr>
+      <w:r>
+        <w:t>Empezar la bitácora de IA: registrar desde el primer día mínimo 10 decisiones, no solo consultas.</w:t>
+      </w:r>
+    </w:p>
+    <w:p>
+      <w:pPr>
+        <w:pStyle w:val="ListBullet"/>
+      </w:pPr>
+      <w:r>
+        <w:t>Elegir la solicitud del Anexo B que se implementará y comprobar que sea diferente a la de Reto 1.</w:t>
+      </w:r>
+    </w:p>
+    <w:p>
+      <w:pPr>
+        <w:pStyle w:val="ListBullet"/>
+      </w:pPr>
+      <w:r>
+        <w:t>Entrega interna del día: tabla de P-xx + matriz de patrones candidatos + decisión preliminar + solicitud elegida.</w:t>
+      </w:r>
+    </w:p>
+    <w:p>
+      <w:pPr>
+        <w:pStyle w:val="Heading2"/>
+      </w:pPr>
+      <w:r>
+        <w:t>DÍA 2 — TO-BE + implementación</w:t>
+      </w:r>
+    </w:p>
+    <w:p>
+      <w:pPr>
+        <w:pStyle w:val="ListBullet"/>
+      </w:pPr>
+      <w:r>
+        <w:t>Congelar las decisiones de patrones. Si aparece una nueva alternativa, documentar el cambio y su razón.</w:t>
+      </w:r>
+    </w:p>
+    <w:p>
+      <w:pPr>
+        <w:pStyle w:val="ListBullet"/>
+      </w:pPr>
+      <w:r>
+        <w:t>Construir los dos diagramas TO-BE o el diagrama por capas/overlays; cada clase tocada debe indicar patrón y rol.</w:t>
+      </w:r>
+    </w:p>
+    <w:p>
+      <w:pPr>
+        <w:pStyle w:val="ListBullet"/>
+      </w:pPr>
+      <w:r>
+        <w:t>Crear la tabla de cambios estructurales: antes, después, dependientes y reconexión.</w:t>
+      </w:r>
+    </w:p>
+    <w:p>
+      <w:pPr>
+        <w:pStyle w:val="ListBullet"/>
+      </w:pPr>
+      <w:r>
+        <w:t>Implementar los patrones seleccionados sin cambiar comportamiento observable ni estilo arquitectónico.</w:t>
+      </w:r>
+    </w:p>
+    <w:p>
+      <w:pPr>
+        <w:pStyle w:val="ListBullet"/>
+      </w:pPr>
+      <w:r>
+        <w:t>Implementar la solicitud del Anexo B elegida.</w:t>
+      </w:r>
+    </w:p>
+    <w:p>
+      <w:pPr>
+        <w:pStyle w:val="ListBullet"/>
+      </w:pPr>
+      <w:r>
+        <w:t>Arquitecto de Verificación comienza pruebas de regresión con los casos de Reto 1.</w:t>
+      </w:r>
+    </w:p>
+    <w:p>
+      <w:pPr>
+        <w:pStyle w:val="ListBullet"/>
+      </w:pPr>
+      <w:r>
+        <w:t>Riesgos: registrar mínimo 3 riesgos con condición → consecuencia, probabilidad, impacto, P×I, prevención y señal observable.</w:t>
+      </w:r>
+    </w:p>
+    <w:p>
+      <w:pPr>
+        <w:pStyle w:val="ListBullet"/>
+      </w:pPr>
+      <w:r>
+        <w:t>Entrega interna del día: código compila/ejecuta + TO-BE inicial + tabla de cambios + primera batería de pruebas.</w:t>
+      </w:r>
+    </w:p>
+    <w:p>
+      <w:pPr>
+        <w:pStyle w:val="Heading2"/>
+      </w:pPr>
+      <w:r>
+        <w:t>DÍA 3 — Verificación + documentación + vistas</w:t>
+      </w:r>
+    </w:p>
+    <w:p>
+      <w:pPr>
+        <w:pStyle w:val="ListBullet"/>
+      </w:pPr>
+      <w:r>
+        <w:t>Completar la matriz SOLID por patrón y principio: Reinforces / Neutral / Tensioned but compensated / Broken.</w:t>
+      </w:r>
+    </w:p>
+    <w:p>
+      <w:pPr>
+        <w:pStyle w:val="ListBullet"/>
+      </w:pPr>
+      <w:r>
+        <w:t>Cada celda no neutral debe tener evidencia concreta.</w:t>
+      </w:r>
+    </w:p>
+    <w:p>
+      <w:pPr>
+        <w:pStyle w:val="ListBullet"/>
+      </w:pPr>
+      <w:r>
+        <w:t>Ejecutar casos de Reto 1 y mínimo 4 casos nuevos que cubran los patrones tocados; guardar resultados antes/después.</w:t>
+      </w:r>
+    </w:p>
+    <w:p>
+      <w:pPr>
+        <w:pStyle w:val="ListBullet"/>
+      </w:pPr>
+      <w:r>
+        <w:t>Completar la ficha de máximo una página por patrón adoptado: dolor P-xx, alternativas, do nothing, cambios, relaciones, construcción/uso, impacto, costos y origen.</w:t>
+      </w:r>
+    </w:p>
+    <w:p>
+      <w:pPr>
+        <w:pStyle w:val="ListBullet"/>
+      </w:pPr>
+      <w:r>
+        <w:t>Construir la vista de negocio sin jerga técnica: qué cambia/no cambia, tiempo/dinero, ganancia, riesgos y consecuencia de no hacer nada.</w:t>
+      </w:r>
+    </w:p>
+    <w:p>
+      <w:pPr>
+        <w:pStyle w:val="ListBullet"/>
+      </w:pPr>
+      <w:r>
+        <w:t>Construir la vista de desarrollo para alguien que se incorpore en seis meses y la tabla 'dónde tocar' con mínimo 5 filas cubriendo 3 solicitudes del Anexo B.</w:t>
+      </w:r>
+    </w:p>
+    <w:p>
+      <w:pPr>
+        <w:pStyle w:val="ListBullet"/>
+      </w:pPr>
+      <w:r>
+        <w:t>Revisar que diagramas, código y documentación sean consistentes.</w:t>
+      </w:r>
+    </w:p>
+    <w:p>
+      <w:pPr>
+        <w:pStyle w:val="ListBullet"/>
+      </w:pPr>
+      <w:r>
+        <w:t>Entrega interna del día: versión casi final del PDF + pruebas completas + dos vistas + riesgos + fichas de patrones.</w:t>
+      </w:r>
+    </w:p>
+    <w:p>
+      <w:pPr>
+        <w:pStyle w:val="Heading2"/>
+      </w:pPr>
+      <w:r>
+        <w:t>DÍA 4 — Integración, auditoría y video</w:t>
+      </w:r>
+    </w:p>
+    <w:p>
+      <w:pPr>
+        <w:pStyle w:val="ListBullet"/>
+      </w:pPr>
+      <w:r>
+        <w:t>Primera mitad del día: auditoría completa contra el enunciado y la rúbrica, punto por punto.</w:t>
+      </w:r>
+    </w:p>
+    <w:p>
+      <w:pPr>
+        <w:pStyle w:val="ListBullet"/>
+      </w:pPr>
+      <w:r>
+        <w:t>Verificar compilación/ejecución desde cero y repetir los 12 casos que deben presentarse en el video.</w:t>
+      </w:r>
+    </w:p>
+    <w:p>
+      <w:pPr>
+        <w:pStyle w:val="ListBullet"/>
+      </w:pPr>
+      <w:r>
+        <w:t>Comparar cada diagrama con el código real; corregir cualquier divergencia.</w:t>
+      </w:r>
+    </w:p>
+    <w:p>
+      <w:pPr>
+        <w:pStyle w:val="ListBullet"/>
+      </w:pPr>
+      <w:r>
+        <w:t>Completar las 10+ decisiones de IA y revisar que cada una tenga propuesta, decisión del equipo y evidencia/argumento propio.</w:t>
+      </w:r>
+    </w:p>
+    <w:p>
+      <w:pPr>
+        <w:pStyle w:val="ListBullet"/>
+      </w:pPr>
+      <w:r>
+        <w:t>Terminar PDF máximo 15 páginas, índice, paginación y orden de actividades.</w:t>
+      </w:r>
+    </w:p>
+    <w:p>
+      <w:pPr>
+        <w:pStyle w:val="ListBullet"/>
+      </w:pPr>
+      <w:r>
+        <w:t>Preparar y grabar el video de 20 minutos con los cuatro integrantes en cámara y cada uno presentando su frente.</w:t>
+      </w:r>
+    </w:p>
+    <w:p>
+      <w:pPr>
+        <w:pStyle w:val="ListBullet"/>
+      </w:pPr>
+      <w:r>
+        <w:t>Última revisión: comportamiento congelado, solicitud autorizada, código funcional, anexos, audio y participación de todos.</w:t>
+      </w:r>
+    </w:p>
+    <w:p>
+      <w:pPr>
+        <w:pStyle w:val="ListBullet"/>
+      </w:pPr>
+      <w:r>
+        <w:t>Subir/entregar únicamente después de una revisión final cruzada por dos integrantes.</w:t>
+      </w:r>
+    </w:p>
+    <w:p>
+      <w:pPr>
+        <w:pStyle w:val="Heading1"/>
+      </w:pPr>
+      <w:r>
+        <w:t>5. Trabajo paralelo por integrante durante los 4 días</w:t>
+      </w:r>
+    </w:p>
+    <w:tbl>
+      <w:tblPr>
+        <w:tblStyle w:val="TableGrid"/>
+        <w:tblW w:type="auto" w:w="0"/>
+        <w:jc w:val="center"/>
+        <w:tblLook w:firstColumn="1" w:firstRow="1" w:lastColumn="0" w:lastRow="0" w:noHBand="0" w:noVBand="1" w:val="04A0"/>
+      </w:tblPr>
+      <w:tblGrid>
+        <w:gridCol w:w="4320"/>
+        <w:gridCol w:w="4320"/>
+      </w:tblGrid>
+      <w:tr>
+        <w:tc>
+          <w:tcPr>
+            <w:tcW w:type="dxa" w:w="4320"/>
+          </w:tcPr>
+          <w:p>
+            <w:r>
+              <w:t>Día</w:t>
             </w:r>
           </w:p>
         </w:tc>
         <w:tc>
           <w:tcPr>
-            <w:tcW w:type="dxa" w:w="2556"/>
+            <w:tcW w:type="dxa" w:w="4320"/>
           </w:tcPr>
           <w:p>
             <w:r>
-              <w:t>Líder + Comunicación</w:t>
-            </w:r>
-          </w:p>
-        </w:tc>
-        <w:tc>
-          <w:tcPr>
-            <w:tcW w:type="dxa" w:w="2556"/>
-          </w:tcPr>
-          <w:p>
-            <w:r>
-              <w:t>Diagramas coinciden exactamente con el código</w:t>
+              <w:t>Distribución</w:t>
             </w:r>
           </w:p>
         </w:tc>
@@ -335,41 +530,21 @@
       <w:tr>
         <w:tc>
           <w:tcPr>
-            <w:tcW w:type="dxa" w:w="2556"/>
+            <w:tcW w:type="dxa" w:w="4320"/>
           </w:tcPr>
           <w:p>
             <w:r>
-              <w:t>Actividad 4 — SOLID/comportamiento</w:t>
+              <w:t>Día 1</w:t>
             </w:r>
           </w:p>
         </w:tc>
         <w:tc>
           <w:tcPr>
-            <w:tcW w:type="dxa" w:w="2556"/>
+            <w:tcW w:type="dxa" w:w="4320"/>
           </w:tcPr>
           <w:p>
             <w:r>
-              <w:t>Matriz + 12 casos (Reto 1) + ≥4 nuevos; salidas antes/después</w:t>
-            </w:r>
-          </w:p>
-        </w:tc>
-        <w:tc>
-          <w:tcPr>
-            <w:tcW w:type="dxa" w:w="2556"/>
-          </w:tcPr>
-          <w:p>
-            <w:r>
-              <w:t>Verificación</w:t>
-            </w:r>
-          </w:p>
-        </w:tc>
-        <w:tc>
-          <w:tcPr>
-            <w:tcW w:type="dxa" w:w="2556"/>
-          </w:tcPr>
-          <w:p>
-            <w:r>
-              <w:t>Todo ejecuta y las salidas coinciden</w:t>
+              <w:t>Líder: P-xx y patrones | Verificación: casos y arquitectura actual | Riesgos: impactos/costos | Comunicación: estructura del documento + bitácora IA.</w:t>
             </w:r>
           </w:p>
         </w:tc>
@@ -377,41 +552,21 @@
       <w:tr>
         <w:tc>
           <w:tcPr>
-            <w:tcW w:type="dxa" w:w="2556"/>
+            <w:tcW w:type="dxa" w:w="4320"/>
           </w:tcPr>
           <w:p>
             <w:r>
-              <w:t>Actividad 5 — Riesgos</w:t>
+              <w:t>Día 2</w:t>
             </w:r>
           </w:p>
         </w:tc>
         <w:tc>
           <w:tcPr>
-            <w:tcW w:type="dxa" w:w="2556"/>
+            <w:tcW w:type="dxa" w:w="4320"/>
           </w:tcPr>
           <w:p>
             <w:r>
-              <w:t>≥3 riesgos con probabilidad, impacto, P×I, prevención y señal observable</w:t>
-            </w:r>
-          </w:p>
-        </w:tc>
-        <w:tc>
-          <w:tcPr>
-            <w:tcW w:type="dxa" w:w="2556"/>
-          </w:tcPr>
-          <w:p>
-            <w:r>
-              <w:t>Riesgos</w:t>
-            </w:r>
-          </w:p>
-        </w:tc>
-        <w:tc>
-          <w:tcPr>
-            <w:tcW w:type="dxa" w:w="2556"/>
-          </w:tcPr>
-          <w:p>
-            <w:r>
-              <w:t>Riesgos ligados al diseño y al cambio</w:t>
+              <w:t>Líder: TO-BE | Verificación: implementación y pruebas | Riesgos: solicitud Anexo B + riesgos | Comunicación: diagramas y documentación.</w:t>
             </w:r>
           </w:p>
         </w:tc>
@@ -419,41 +574,21 @@
       <w:tr>
         <w:tc>
           <w:tcPr>
-            <w:tcW w:type="dxa" w:w="2556"/>
+            <w:tcW w:type="dxa" w:w="4320"/>
           </w:tcPr>
           <w:p>
             <w:r>
-              <w:t>Actividad 6 — Dos vistas</w:t>
+              <w:t>Día 3</w:t>
             </w:r>
           </w:p>
         </w:tc>
         <w:tc>
           <w:tcPr>
-            <w:tcW w:type="dxa" w:w="2556"/>
+            <w:tcW w:type="dxa" w:w="4320"/>
           </w:tcPr>
           <w:p>
             <w:r>
-              <w:t>Negocio + desarrollo; guía de dónde tocar ≥5 filas</w:t>
-            </w:r>
-          </w:p>
-        </w:tc>
-        <w:tc>
-          <w:tcPr>
-            <w:tcW w:type="dxa" w:w="2556"/>
-          </w:tcPr>
-          <w:p>
-            <w:r>
-              <w:t>Comunicación</w:t>
-            </w:r>
-          </w:p>
-        </w:tc>
-        <w:tc>
-          <w:tcPr>
-            <w:tcW w:type="dxa" w:w="2556"/>
-          </w:tcPr>
-          <w:p>
-            <w:r>
-              <w:t>Ambas sirven a su audiencia sin mezclar lenguajes</w:t>
+              <w:t>Líder: fichas/decisiones | Verificación: matriz SOLID + pruebas | Riesgos: vista de negocio/operación | Comunicación: vista de desarrollo + PDF.</w:t>
             </w:r>
           </w:p>
         </w:tc>
@@ -461,125 +596,21 @@
       <w:tr>
         <w:tc>
           <w:tcPr>
-            <w:tcW w:type="dxa" w:w="2556"/>
+            <w:tcW w:type="dxa" w:w="4320"/>
           </w:tcPr>
           <w:p>
             <w:r>
-              <w:t>Código</w:t>
+              <w:t>Día 4</w:t>
             </w:r>
           </w:p>
         </w:tc>
         <w:tc>
           <w:tcPr>
-            <w:tcW w:type="dxa" w:w="2556"/>
+            <w:tcW w:type="dxa" w:w="4320"/>
           </w:tcPr>
           <w:p>
             <w:r>
-              <w:t>Proyecto refactorizado según TO-BE</w:t>
-            </w:r>
-          </w:p>
-        </w:tc>
-        <w:tc>
-          <w:tcPr>
-            <w:tcW w:type="dxa" w:w="2556"/>
-          </w:tcPr>
-          <w:p>
-            <w:r>
-              <w:t>Todos</w:t>
-            </w:r>
-          </w:p>
-        </w:tc>
-        <w:tc>
-          <w:tcPr>
-            <w:tcW w:type="dxa" w:w="2556"/>
-          </w:tcPr>
-          <w:p>
-            <w:r>
-              <w:t>Compila/ejecuta y coincide con diagramas</w:t>
-            </w:r>
-          </w:p>
-        </w:tc>
-      </w:tr>
-      <w:tr>
-        <w:tc>
-          <w:tcPr>
-            <w:tcW w:type="dxa" w:w="2556"/>
-          </w:tcPr>
-          <w:p>
-            <w:r>
-              <w:t>PDF</w:t>
-            </w:r>
-          </w:p>
-        </w:tc>
-        <w:tc>
-          <w:tcPr>
-            <w:tcW w:type="dxa" w:w="2556"/>
-          </w:tcPr>
-          <w:p>
-            <w:r>
-              <w:t>Máximo 15 páginas, paginado e índice</w:t>
-            </w:r>
-          </w:p>
-        </w:tc>
-        <w:tc>
-          <w:tcPr>
-            <w:tcW w:type="dxa" w:w="2556"/>
-          </w:tcPr>
-          <w:p>
-            <w:r>
-              <w:t>Comunicación</w:t>
-            </w:r>
-          </w:p>
-        </w:tc>
-        <w:tc>
-          <w:tcPr>
-            <w:tcW w:type="dxa" w:w="2556"/>
-          </w:tcPr>
-          <w:p>
-            <w:r>
-              <w:t>Todo el orden del punto 5 está cubierto</w:t>
-            </w:r>
-          </w:p>
-        </w:tc>
-      </w:tr>
-      <w:tr>
-        <w:tc>
-          <w:tcPr>
-            <w:tcW w:type="dxa" w:w="2556"/>
-          </w:tcPr>
-          <w:p>
-            <w:r>
-              <w:t>Video</w:t>
-            </w:r>
-          </w:p>
-        </w:tc>
-        <w:tc>
-          <w:tcPr>
-            <w:tcW w:type="dxa" w:w="2556"/>
-          </w:tcPr>
-          <w:p>
-            <w:r>
-              <w:t>20 min, cuatro integrantes con cámara</w:t>
-            </w:r>
-          </w:p>
-        </w:tc>
-        <w:tc>
-          <w:tcPr>
-            <w:tcW w:type="dxa" w:w="2556"/>
-          </w:tcPr>
-          <w:p>
-            <w:r>
-              <w:t>Todos</w:t>
-            </w:r>
-          </w:p>
-        </w:tc>
-        <w:tc>
-          <w:tcPr>
-            <w:tcW w:type="dxa" w:w="2556"/>
-          </w:tcPr>
-          <w:p>
-            <w:r>
-              <w:t>Guion cronometrado y ensayo completo</w:t>
+              <w:t>Líder: defensa técnica | Verificación: auditoría de comportamiento | Riesgos: riesgos y cambio | Comunicación: integración final + video.</w:t>
             </w:r>
           </w:p>
         </w:tc>
@@ -590,17 +621,12 @@
         <w:pStyle w:val="Heading1"/>
       </w:pPr>
       <w:r>
-        <w:t>3. Estrategia de trabajo con poco tiempo</w:t>
+        <w:t>6. Bloques de tiempo recomendados</w:t>
       </w:r>
     </w:p>
     <w:p>
       <w:r>
-        <w:t>No conviene que los cuatro trabajen simultáneamente sobre el mismo archivo. Trabajen en frentes paralelos y establezcan puntos de integración obligatorios. La regla práctica es: una persona es dueña de cada artefacto, pero ningún artefacto queda sin revisión de otra persona.</w:t>
-      </w:r>
-    </w:p>
-    <w:p>
-      <w:r>
-        <w:t>Roles recomendados (coinciden con el enunciado):</w:t>
+        <w:t>Como cada integrante dispone de 2–4 horas por día, se recomienda trabajar en bloques coordinados:</w:t>
       </w:r>
     </w:p>
     <w:p>
@@ -608,7 +634,7 @@
         <w:pStyle w:val="ListBullet"/>
       </w:pPr>
       <w:r>
-        <w:t>Integrante A — Arquitecto Líder: puntos de dolor, candidatos, adopción/descarte y TO-BE.</w:t>
+        <w:t>Bloque A (30–45 min): sincronización del equipo y decisiones que bloquean a otros.</w:t>
       </w:r>
     </w:p>
     <w:p>
@@ -616,7 +642,7 @@
         <w:pStyle w:val="ListBullet"/>
       </w:pPr>
       <w:r>
-        <w:t>Integrante B — Arquitecto de Verificación: SOLID, casos, comparación antes/después y regresión.</w:t>
+        <w:t>Bloque B (60–90 min): trabajo individual por frente.</w:t>
       </w:r>
     </w:p>
     <w:p>
@@ -624,7 +650,7 @@
         <w:pStyle w:val="ListBullet"/>
       </w:pPr>
       <w:r>
-        <w:t>Integrante C — Arquitecto de Riesgos y Despliegue: riesgos, mitigaciones, señales y plan de cambio.</w:t>
+        <w:t>Bloque C (30–45 min): integración de resultados y revisión cruzada.</w:t>
       </w:r>
     </w:p>
     <w:p>
@@ -632,7 +658,7 @@
         <w:pStyle w:val="ListBullet"/>
       </w:pPr>
       <w:r>
-        <w:t>Integrante D — Arquitecto de Comunicación Gráfica: dos vistas, bitácora, armado del documento y coordinación del video.</w:t>
+        <w:t>Bloque D opcional (45–90 min): implementación, pruebas, diagramas o documentación según disponibilidad.</w:t>
       </w:r>
     </w:p>
     <w:p>
@@ -640,279 +666,12 @@
         <w:pStyle w:val="Heading1"/>
       </w:pPr>
       <w:r>
-        <w:t>4. Plan intensivo por fases</w:t>
+        <w:t>7. Regla de continuidad si alguien no está disponible</w:t>
       </w:r>
     </w:p>
     <w:p>
-      <w:pPr>
-        <w:pStyle w:val="Heading2"/>
-      </w:pPr>
       <w:r>
-        <w:t>Fase 1 — Diagnóstico (Día 1, 3–4 h)</w:t>
-      </w:r>
-    </w:p>
-    <w:p>
-      <w:pPr>
-        <w:pStyle w:val="ListNumber"/>
-      </w:pPr>
-      <w:r>
-        <w:t>Cada integrante relee el código del Reto 1 por separado y anota al menos 2 puntos de dolor reales.</w:t>
-      </w:r>
-    </w:p>
-    <w:p>
-      <w:pPr>
-        <w:pStyle w:val="ListNumber"/>
-      </w:pPr>
-      <w:r>
-        <w:t>No usar IA en la primera pasada: el documento exige que al menos tres puntos sean encontrados sin IA.</w:t>
-      </w:r>
-    </w:p>
-    <w:p>
-      <w:pPr>
-        <w:pStyle w:val="ListNumber"/>
-      </w:pPr>
-      <w:r>
-        <w:t>Consolidar una tabla P-01…P-05+ y medir el costo contando clases y archivos reales.</w:t>
-      </w:r>
-    </w:p>
-    <w:p>
-      <w:pPr>
-        <w:pStyle w:val="ListNumber"/>
-      </w:pPr>
-      <w:r>
-        <w:t>Marcar al menos un punto como NO INTERVENIR y justificar por qué cambiarlo cuesta más que el problema.</w:t>
-      </w:r>
-    </w:p>
-    <w:p>
-      <w:pPr>
-        <w:pStyle w:val="ListNumber"/>
-      </w:pPr>
-      <w:r>
-        <w:t>Congelar el baseline: ejecutar y guardar las salidas de los casos existentes.</w:t>
-      </w:r>
-    </w:p>
-    <w:p>
-      <w:pPr>
-        <w:pStyle w:val="Heading2"/>
-      </w:pPr>
-      <w:r>
-        <w:t>Fase 2 — Decisión de patrones (Día 1/2, 3–4 h)</w:t>
-      </w:r>
-    </w:p>
-    <w:p>
-      <w:pPr>
-        <w:pStyle w:val="ListNumber"/>
-      </w:pPr>
-      <w:r>
-        <w:t>Evaluar mínimo 6 candidatos: 2 creacionales, 2 estructurales y 2 de comportamiento.</w:t>
-      </w:r>
-    </w:p>
-    <w:p>
-      <w:pPr>
-        <w:pStyle w:val="ListNumber"/>
-      </w:pPr>
-      <w:r>
-        <w:t>No empezar por 'qué patrones sabemos'; empezar por cada P-xx y preguntar qué alternativas resuelven ese síntoma.</w:t>
-      </w:r>
-    </w:p>
-    <w:p>
-      <w:pPr>
-        <w:pStyle w:val="ListNumber"/>
-      </w:pPr>
-      <w:r>
-        <w:t>Escoger 3–5 como máximo. Para cada adoptado, registrar costo, beneficio, riesgos y alternativas.</w:t>
-      </w:r>
-    </w:p>
-    <w:p>
-      <w:pPr>
-        <w:pStyle w:val="ListNumber"/>
-      </w:pPr>
-      <w:r>
-        <w:t>Registrar mínimo 2 descartes con argumentos técnicos reales.</w:t>
-      </w:r>
-    </w:p>
-    <w:p>
-      <w:pPr>
-        <w:pStyle w:val="ListNumber"/>
-      </w:pPr>
-      <w:r>
-        <w:t>Desde la primera consulta a IA, llenar la bitácora B-01…B-10; nunca reconstruirla al final.</w:t>
-      </w:r>
-    </w:p>
-    <w:p>
-      <w:pPr>
-        <w:pStyle w:val="Heading2"/>
-      </w:pPr>
-      <w:r>
-        <w:t>Fase 3 — Diseño TO-BE (Día 2/3, 3–4 h)</w:t>
-      </w:r>
-    </w:p>
-    <w:p>
-      <w:pPr>
-        <w:pStyle w:val="ListNumber"/>
-      </w:pPr>
-      <w:r>
-        <w:t>Hacer el diagrama AS IS recortado y marcar lo que sale/cambia.</w:t>
-      </w:r>
-    </w:p>
-    <w:p>
-      <w:pPr>
-        <w:pStyle w:val="ListNumber"/>
-      </w:pPr>
-      <w:r>
-        <w:t>Hacer el TO-BE por capas: conservar en negro lo que no cambia; etiquetar patrón y rol en cada clase nueva.</w:t>
-      </w:r>
-    </w:p>
-    <w:p>
-      <w:pPr>
-        <w:pStyle w:val="ListNumber"/>
-      </w:pPr>
-      <w:r>
-        <w:t>Completar tabla E-01… con estado Sale/Entra/Se transforma y reconexión de dependencias.</w:t>
-      </w:r>
-    </w:p>
-    <w:p>
-      <w:pPr>
-        <w:pStyle w:val="ListNumber"/>
-      </w:pPr>
-      <w:r>
-        <w:t>Crear una ficha de máximo una página por patrón adoptado: problema, alternativas, cambios, relaciones, impacto, costo y origen.</w:t>
-      </w:r>
-    </w:p>
-    <w:p>
-      <w:pPr>
-        <w:pStyle w:val="Heading2"/>
-      </w:pPr>
-      <w:r>
-        <w:t>Fase 4 — Implementación controlada (Día 3/4, 3–4 h)</w:t>
-      </w:r>
-    </w:p>
-    <w:p>
-      <w:pPr>
-        <w:pStyle w:val="ListNumber"/>
-      </w:pPr>
-      <w:r>
-        <w:t>Implementar exactamente el TO-BE, sin mejoras adicionales fuera del alcance.</w:t>
-      </w:r>
-    </w:p>
-    <w:p>
-      <w:pPr>
-        <w:pStyle w:val="ListNumber"/>
-      </w:pPr>
-      <w:r>
-        <w:t>Trabajar con commits pequeños: un patrón o cambio estructural por commit.</w:t>
-      </w:r>
-    </w:p>
-    <w:p>
-      <w:pPr>
-        <w:pStyle w:val="ListNumber"/>
-      </w:pPr>
-      <w:r>
-        <w:t>Después de cada cambio, ejecutar pruebas/casos y comparar contra el baseline.</w:t>
-      </w:r>
-    </w:p>
-    <w:p>
-      <w:pPr>
-        <w:pStyle w:val="ListNumber"/>
-      </w:pPr>
-      <w:r>
-        <w:t>Actualizar diagramas y tabla de cambio si la implementación real difiere del diseño. El código y los diagramas deben terminar siendo idénticos.</w:t>
-      </w:r>
-    </w:p>
-    <w:p>
-      <w:pPr>
-        <w:pStyle w:val="Heading2"/>
-      </w:pPr>
-      <w:r>
-        <w:t>Fase 5 — Verificación y riesgos (Día 4/5, 3–4 h)</w:t>
-      </w:r>
-    </w:p>
-    <w:p>
-      <w:pPr>
-        <w:pStyle w:val="ListNumber"/>
-      </w:pPr>
-      <w:r>
-        <w:t>Construir matriz SOLID con Refuerza/Neutro/Tensionado pero compensado/Roto.</w:t>
-      </w:r>
-    </w:p>
-    <w:p>
-      <w:pPr>
-        <w:pStyle w:val="ListNumber"/>
-      </w:pPr>
-      <w:r>
-        <w:t>No llenar todo como Neutro: toda celda distinta de Neutro debe tener evidencia.</w:t>
-      </w:r>
-    </w:p>
-    <w:p>
-      <w:pPr>
-        <w:pStyle w:val="ListNumber"/>
-      </w:pPr>
-      <w:r>
-        <w:t>Ejecutar los 12 casos exigidos y agregar al menos 4 nuevos que recorran los caminos tocados por patrones.</w:t>
-      </w:r>
-    </w:p>
-    <w:p>
-      <w:pPr>
-        <w:pStyle w:val="ListNumber"/>
-      </w:pPr>
-      <w:r>
-        <w:t>Comparar salidas antes/después lado a lado.</w:t>
-      </w:r>
-    </w:p>
-    <w:p>
-      <w:pPr>
-        <w:pStyle w:val="ListNumber"/>
-      </w:pPr>
-      <w:r>
-        <w:t>Registrar ≥3 riesgos en formato condición → consecuencia, con P, I, P×I, mitigación y señal observable.</w:t>
-      </w:r>
-    </w:p>
-    <w:p>
-      <w:pPr>
-        <w:pStyle w:val="Heading2"/>
-      </w:pPr>
-      <w:r>
-        <w:t>Fase 6 — Dos vistas, PDF y video (Día 5/6, 3–4 h)</w:t>
-      </w:r>
-    </w:p>
-    <w:p>
-      <w:pPr>
-        <w:pStyle w:val="ListNumber"/>
-      </w:pPr>
-      <w:r>
-        <w:t>Vista de negocio: cero nombres de patrones, clases, archivos, UML, SOLID, refactorizar, desacoplar o inyección de dependencias.</w:t>
-      </w:r>
-    </w:p>
-    <w:p>
-      <w:pPr>
-        <w:pStyle w:val="ListNumber"/>
-      </w:pPr>
-      <w:r>
-        <w:t>Vista técnica: incluir patrones, ubicación, relaciones, punto de ensamblaje, reglas y deuda.</w:t>
-      </w:r>
-    </w:p>
-    <w:p>
-      <w:pPr>
-        <w:pStyle w:val="ListNumber"/>
-      </w:pPr>
-      <w:r>
-        <w:t>Crear guía de dónde tocar con ≥5 cambios previsibles, cubriendo las 3 solicitudes del Anexo B.</w:t>
-      </w:r>
-    </w:p>
-    <w:p>
-      <w:pPr>
-        <w:pStyle w:val="ListNumber"/>
-      </w:pPr>
-      <w:r>
-        <w:t>Montar PDF de máximo 15 páginas con índice y el orden exacto de las actividades.</w:t>
-      </w:r>
-    </w:p>
-    <w:p>
-      <w:pPr>
-        <w:pStyle w:val="ListNumber"/>
-      </w:pPr>
-      <w:r>
-        <w:t>Ensayar video de 20 minutos con cronómetro; grabar al menos un ensayo completo y revisar audio/cámara.</w:t>
+        <w:t>No se debe esperar a que un integrante ausente regrese para continuar. Cada tarea debe dejar su avance en un documento/repo compartido. Si falta el responsable, otro integrante toma la tarea usando la evidencia existente. El responsable original revisa después si vuelve a estar disponible.</w:t>
       </w:r>
     </w:p>
     <w:p>
@@ -920,76 +679,117 @@
         <w:pStyle w:val="Heading1"/>
       </w:pPr>
       <w:r>
-        <w:t>5. Distribución diaria para 4 integrantes</w:t>
+        <w:t>8. Estructura sugerida del PDF de máximo 15 páginas</w:t>
       </w:r>
     </w:p>
     <w:p>
+      <w:pPr>
+        <w:pStyle w:val="ListBullet"/>
+      </w:pPr>
       <w:r>
-        <w:t>Como no todos estarán disponibles todos los días, usen un sistema de continuidad: cada frente debe dejar al final del día un artefacto actualizado y una nota de 'qué falta / siguiente acción / bloqueo'. Así otra persona puede continuar sin reunión larga.</w:t>
+        <w:t>1. Portada + índice.</w:t>
+      </w:r>
+    </w:p>
+    <w:p>
+      <w:pPr>
+        <w:pStyle w:val="ListBullet"/>
+      </w:pPr>
+      <w:r>
+        <w:t>2–3. Puntos de dolor P-01…P-05+ y evidencia/costo.</w:t>
+      </w:r>
+    </w:p>
+    <w:p>
+      <w:pPr>
+        <w:pStyle w:val="ListBullet"/>
+      </w:pPr>
+      <w:r>
+        <w:t>4–5. Evaluación de patrones, adoptados y descartados + decisiones IA.</w:t>
+      </w:r>
+    </w:p>
+    <w:p>
+      <w:pPr>
+        <w:pStyle w:val="ListBullet"/>
+      </w:pPr>
+      <w:r>
+        <w:t>6–8. TO-BE: diagramas + tabla de cambios.</w:t>
+      </w:r>
+    </w:p>
+    <w:p>
+      <w:pPr>
+        <w:pStyle w:val="ListBullet"/>
+      </w:pPr>
+      <w:r>
+        <w:t>9–11. Fichas de patrones adoptados.</w:t>
+      </w:r>
+    </w:p>
+    <w:p>
+      <w:pPr>
+        <w:pStyle w:val="ListBullet"/>
+      </w:pPr>
+      <w:r>
+        <w:t>12. Matriz SOLID.</w:t>
+      </w:r>
+    </w:p>
+    <w:p>
+      <w:pPr>
+        <w:pStyle w:val="ListBullet"/>
+      </w:pPr>
+      <w:r>
+        <w:t>13. Evidencia de comportamiento antes/después.</w:t>
+      </w:r>
+    </w:p>
+    <w:p>
+      <w:pPr>
+        <w:pStyle w:val="ListBullet"/>
+      </w:pPr>
+      <w:r>
+        <w:t>14. Riesgos + vista de negocio + vista de desarrollo.</w:t>
+      </w:r>
+    </w:p>
+    <w:p>
+      <w:pPr>
+        <w:pStyle w:val="ListBullet"/>
+      </w:pPr>
+      <w:r>
+        <w:t>15. Plan de cambio, deuda declarada y cierre.</w:t>
+      </w:r>
+    </w:p>
+    <w:p>
+      <w:pPr>
+        <w:pStyle w:val="Heading1"/>
+      </w:pPr>
+      <w:r>
+        <w:t>9. Guion del video de 20 minutos</w:t>
       </w:r>
     </w:p>
     <w:tbl>
       <w:tblPr>
         <w:tblStyle w:val="TableGrid"/>
         <w:tblW w:type="auto" w:w="0"/>
-        <w:jc w:val="center"/>
         <w:tblLook w:firstColumn="1" w:firstRow="1" w:lastColumn="0" w:lastRow="0" w:noHBand="0" w:noVBand="1" w:val="04A0"/>
       </w:tblPr>
       <w:tblGrid>
-        <w:gridCol w:w="2045"/>
-        <w:gridCol w:w="2045"/>
-        <w:gridCol w:w="2045"/>
-        <w:gridCol w:w="2045"/>
-        <w:gridCol w:w="2045"/>
+        <w:gridCol w:w="4320"/>
+        <w:gridCol w:w="4320"/>
       </w:tblGrid>
       <w:tr>
         <w:tc>
           <w:tcPr>
-            <w:tcW w:type="dxa" w:w="2045"/>
+            <w:tcW w:type="dxa" w:w="4320"/>
           </w:tcPr>
           <w:p>
             <w:r>
-              <w:t>Día</w:t>
+              <w:t>Tiempo</w:t>
             </w:r>
           </w:p>
         </w:tc>
         <w:tc>
           <w:tcPr>
-            <w:tcW w:type="dxa" w:w="2045"/>
+            <w:tcW w:type="dxa" w:w="4320"/>
           </w:tcPr>
           <w:p>
             <w:r>
-              <w:t>A — Líder</w:t>
-            </w:r>
-          </w:p>
-        </w:tc>
-        <w:tc>
-          <w:tcPr>
-            <w:tcW w:type="dxa" w:w="2045"/>
-          </w:tcPr>
-          <w:p>
-            <w:r>
-              <w:t>B — Verificación</w:t>
-            </w:r>
-          </w:p>
-        </w:tc>
-        <w:tc>
-          <w:tcPr>
-            <w:tcW w:type="dxa" w:w="2045"/>
-          </w:tcPr>
-          <w:p>
-            <w:r>
-              <w:t>C — Riesgos</w:t>
-            </w:r>
-          </w:p>
-        </w:tc>
-        <w:tc>
-          <w:tcPr>
-            <w:tcW w:type="dxa" w:w="2045"/>
-          </w:tcPr>
-          <w:p>
-            <w:r>
-              <w:t>D — Comunicación</w:t>
+              <w:t>Contenido</w:t>
             </w:r>
           </w:p>
         </w:tc>
@@ -997,51 +797,21 @@
       <w:tr>
         <w:tc>
           <w:tcPr>
-            <w:tcW w:type="dxa" w:w="2045"/>
+            <w:tcW w:type="dxa" w:w="4320"/>
           </w:tcPr>
           <w:p>
             <w:r>
-              <w:t>Día 1</w:t>
+              <w:t>0:00–3:00</w:t>
             </w:r>
           </w:p>
         </w:tc>
         <w:tc>
           <w:tcPr>
-            <w:tcW w:type="dxa" w:w="2045"/>
+            <w:tcW w:type="dxa" w:w="4320"/>
           </w:tcPr>
           <w:p>
             <w:r>
-              <w:t>Diagnóstico P-xx + costos</w:t>
-            </w:r>
-          </w:p>
-        </w:tc>
-        <w:tc>
-          <w:tcPr>
-            <w:tcW w:type="dxa" w:w="2045"/>
-          </w:tcPr>
-          <w:p>
-            <w:r>
-              <w:t>Baseline de casos y salidas</w:t>
-            </w:r>
-          </w:p>
-        </w:tc>
-        <w:tc>
-          <w:tcPr>
-            <w:tcW w:type="dxa" w:w="2045"/>
-          </w:tcPr>
-          <w:p>
-            <w:r>
-              <w:t>Primer mapa de riesgos</w:t>
-            </w:r>
-          </w:p>
-        </w:tc>
-        <w:tc>
-          <w:tcPr>
-            <w:tcW w:type="dxa" w:w="2045"/>
-          </w:tcPr>
-          <w:p>
-            <w:r>
-              <w:t>Plantilla del documento + bitácora IA</w:t>
+              <w:t>Arquitectura Líder/Diseño: puntos de dolor y por qué justifican los patrones.</w:t>
             </w:r>
           </w:p>
         </w:tc>
@@ -1049,51 +819,21 @@
       <w:tr>
         <w:tc>
           <w:tcPr>
-            <w:tcW w:type="dxa" w:w="2045"/>
+            <w:tcW w:type="dxa" w:w="4320"/>
           </w:tcPr>
           <w:p>
             <w:r>
-              <w:t>Día 2</w:t>
+              <w:t>3:00–6:00</w:t>
             </w:r>
           </w:p>
         </w:tc>
         <w:tc>
           <w:tcPr>
-            <w:tcW w:type="dxa" w:w="2045"/>
+            <w:tcW w:type="dxa" w:w="4320"/>
           </w:tcPr>
           <w:p>
             <w:r>
-              <w:t>Evaluación 6+ patrones</w:t>
-            </w:r>
-          </w:p>
-        </w:tc>
-        <w:tc>
-          <w:tcPr>
-            <w:tcW w:type="dxa" w:w="2045"/>
-          </w:tcPr>
-          <w:p>
-            <w:r>
-              <w:t>Revisión de impacto en SOLID</w:t>
-            </w:r>
-          </w:p>
-        </w:tc>
-        <w:tc>
-          <w:tcPr>
-            <w:tcW w:type="dxa" w:w="2045"/>
-          </w:tcPr>
-          <w:p>
-            <w:r>
-              <w:t>Riesgos por patrón</w:t>
-            </w:r>
-          </w:p>
-        </w:tc>
-        <w:tc>
-          <w:tcPr>
-            <w:tcW w:type="dxa" w:w="2045"/>
-          </w:tcPr>
-          <w:p>
-            <w:r>
-              <w:t>Diagramas AS IS y estructura de fichas</w:t>
+              <w:t>Comunicación: vista de negocio y evidencia de comprensión por una persona no técnica.</w:t>
             </w:r>
           </w:p>
         </w:tc>
@@ -1101,51 +841,21 @@
       <w:tr>
         <w:tc>
           <w:tcPr>
-            <w:tcW w:type="dxa" w:w="2045"/>
+            <w:tcW w:type="dxa" w:w="4320"/>
           </w:tcPr>
           <w:p>
             <w:r>
-              <w:t>Día 3</w:t>
+              <w:t>6:00–11:00</w:t>
             </w:r>
           </w:p>
         </w:tc>
         <w:tc>
           <w:tcPr>
-            <w:tcW w:type="dxa" w:w="2045"/>
+            <w:tcW w:type="dxa" w:w="4320"/>
           </w:tcPr>
           <w:p>
             <w:r>
-              <w:t>TO-BE final</w:t>
-            </w:r>
-          </w:p>
-        </w:tc>
-        <w:tc>
-          <w:tcPr>
-            <w:tcW w:type="dxa" w:w="2045"/>
-          </w:tcPr>
-          <w:p>
-            <w:r>
-              <w:t>Diseño de casos nuevos</w:t>
-            </w:r>
-          </w:p>
-        </w:tc>
-        <w:tc>
-          <w:tcPr>
-            <w:tcW w:type="dxa" w:w="2045"/>
-          </w:tcPr>
-          <w:p>
-            <w:r>
-              <w:t>Plan de cambio</w:t>
-            </w:r>
-          </w:p>
-        </w:tc>
-        <w:tc>
-          <w:tcPr>
-            <w:tcW w:type="dxa" w:w="2045"/>
-          </w:tcPr>
-          <w:p>
-            <w:r>
-              <w:t>TO-BE + tabla de cambio + fichas</w:t>
+              <w:t>Diseño: TO-BE, diagramas y patrón más debatido.</w:t>
             </w:r>
           </w:p>
         </w:tc>
@@ -1153,51 +863,21 @@
       <w:tr>
         <w:tc>
           <w:tcPr>
-            <w:tcW w:type="dxa" w:w="2045"/>
+            <w:tcW w:type="dxa" w:w="4320"/>
           </w:tcPr>
           <w:p>
             <w:r>
-              <w:t>Día 4</w:t>
+              <w:t>11:00–14:00</w:t>
             </w:r>
           </w:p>
         </w:tc>
         <w:tc>
           <w:tcPr>
-            <w:tcW w:type="dxa" w:w="2045"/>
+            <w:tcW w:type="dxa" w:w="4320"/>
           </w:tcPr>
           <w:p>
             <w:r>
-              <w:t>Implementación patrón 1/2</w:t>
-            </w:r>
-          </w:p>
-        </w:tc>
-        <w:tc>
-          <w:tcPr>
-            <w:tcW w:type="dxa" w:w="2045"/>
-          </w:tcPr>
-          <w:p>
-            <w:r>
-              <w:t>Pruebas/regresión continua</w:t>
-            </w:r>
-          </w:p>
-        </w:tc>
-        <w:tc>
-          <w:tcPr>
-            <w:tcW w:type="dxa" w:w="2045"/>
-          </w:tcPr>
-          <w:p>
-            <w:r>
-              <w:t>Actualizar riesgos y señales</w:t>
-            </w:r>
-          </w:p>
-        </w:tc>
-        <w:tc>
-          <w:tcPr>
-            <w:tcW w:type="dxa" w:w="2045"/>
-          </w:tcPr>
-          <w:p>
-            <w:r>
-              <w:t>Actualizar diagramas según código</w:t>
+              <w:t>Verificación: matriz SOLID y ejecución en vivo de 12 casos.</w:t>
             </w:r>
           </w:p>
         </w:tc>
@@ -1205,51 +885,21 @@
       <w:tr>
         <w:tc>
           <w:tcPr>
-            <w:tcW w:type="dxa" w:w="2045"/>
+            <w:tcW w:type="dxa" w:w="4320"/>
           </w:tcPr>
           <w:p>
             <w:r>
-              <w:t>Día 5</w:t>
+              <w:t>14:00–17:00</w:t>
             </w:r>
           </w:p>
         </w:tc>
         <w:tc>
           <w:tcPr>
-            <w:tcW w:type="dxa" w:w="2045"/>
+            <w:tcW w:type="dxa" w:w="4320"/>
           </w:tcPr>
           <w:p>
             <w:r>
-              <w:t>Implementación/revisión final</w:t>
-            </w:r>
-          </w:p>
-        </w:tc>
-        <w:tc>
-          <w:tcPr>
-            <w:tcW w:type="dxa" w:w="2045"/>
-          </w:tcPr>
-          <w:p>
-            <w:r>
-              <w:t>12+4 casos + matriz SOLID</w:t>
-            </w:r>
-          </w:p>
-        </w:tc>
-        <w:tc>
-          <w:tcPr>
-            <w:tcW w:type="dxa" w:w="2045"/>
-          </w:tcPr>
-          <w:p>
-            <w:r>
-              <w:t>Registro final de riesgos</w:t>
-            </w:r>
-          </w:p>
-        </w:tc>
-        <w:tc>
-          <w:tcPr>
-            <w:tcW w:type="dxa" w:w="2045"/>
-          </w:tcPr>
-          <w:p>
-            <w:r>
-              <w:t>Dos vistas + guía técnica</w:t>
+              <w:t>Riesgos: riesgos priorizados y señales de alerta.</w:t>
             </w:r>
           </w:p>
         </w:tc>
@@ -1257,103 +907,21 @@
       <w:tr>
         <w:tc>
           <w:tcPr>
-            <w:tcW w:type="dxa" w:w="2045"/>
+            <w:tcW w:type="dxa" w:w="4320"/>
           </w:tcPr>
           <w:p>
             <w:r>
-              <w:t>Día 6</w:t>
+              <w:t>17:00–20:00</w:t>
             </w:r>
           </w:p>
         </w:tc>
         <w:tc>
           <w:tcPr>
-            <w:tcW w:type="dxa" w:w="2045"/>
+            <w:tcW w:type="dxa" w:w="4320"/>
           </w:tcPr>
           <w:p>
             <w:r>
-              <w:t>Auditoría de decisiones</w:t>
-            </w:r>
-          </w:p>
-        </w:tc>
-        <w:tc>
-          <w:tcPr>
-            <w:tcW w:type="dxa" w:w="2045"/>
-          </w:tcPr>
-          <w:p>
-            <w:r>
-              <w:t>Auditoría comportamiento/SOLID</w:t>
-            </w:r>
-          </w:p>
-        </w:tc>
-        <w:tc>
-          <w:tcPr>
-            <w:tcW w:type="dxa" w:w="2045"/>
-          </w:tcPr>
-          <w:p>
-            <w:r>
-              <w:t>Auditoría plan de cambio</w:t>
-            </w:r>
-          </w:p>
-        </w:tc>
-        <w:tc>
-          <w:tcPr>
-            <w:tcW w:type="dxa" w:w="2045"/>
-          </w:tcPr>
-          <w:p>
-            <w:r>
-              <w:t>PDF final + video + ensayo</w:t>
-            </w:r>
-          </w:p>
-        </w:tc>
-      </w:tr>
-      <w:tr>
-        <w:tc>
-          <w:tcPr>
-            <w:tcW w:type="dxa" w:w="2045"/>
-          </w:tcPr>
-          <w:p>
-            <w:r>
-              <w:t>Día 7</w:t>
-            </w:r>
-          </w:p>
-        </w:tc>
-        <w:tc>
-          <w:tcPr>
-            <w:tcW w:type="dxa" w:w="2045"/>
-          </w:tcPr>
-          <w:p>
-            <w:r>
-              <w:t>Buffer: correcciones</w:t>
-            </w:r>
-          </w:p>
-        </w:tc>
-        <w:tc>
-          <w:tcPr>
-            <w:tcW w:type="dxa" w:w="2045"/>
-          </w:tcPr>
-          <w:p>
-            <w:r>
-              <w:t>Buffer: ejecución</w:t>
-            </w:r>
-          </w:p>
-        </w:tc>
-        <w:tc>
-          <w:tcPr>
-            <w:tcW w:type="dxa" w:w="2045"/>
-          </w:tcPr>
-          <w:p>
-            <w:r>
-              <w:t>Buffer: riesgos</w:t>
-            </w:r>
-          </w:p>
-        </w:tc>
-        <w:tc>
-          <w:tcPr>
-            <w:tcW w:type="dxa" w:w="2045"/>
-          </w:tcPr>
-          <w:p>
-            <w:r>
-              <w:t>Buffer: PDF/video y entrega</w:t>
+              <w:t>Comunicación: decisiones de IA, solicitud implementada y deuda técnica declarada.</w:t>
             </w:r>
           </w:p>
         </w:tc>
@@ -1364,7 +932,115 @@
         <w:pStyle w:val="Heading1"/>
       </w:pPr>
       <w:r>
-        <w:t>6. Cómo trabajar si alguien falta</w:t>
+        <w:t>10. Checklist de cierre obligatorio</w:t>
+      </w:r>
+    </w:p>
+    <w:p>
+      <w:r>
+        <w:t>☐ Mínimo 5 puntos de dolor; mínimo 3 identificados sin IA.</w:t>
+      </w:r>
+    </w:p>
+    <w:p>
+      <w:r>
+        <w:t>☐ Costo de puntos de dolor medido con clases/archivos reales.</w:t>
+      </w:r>
+    </w:p>
+    <w:p>
+      <w:r>
+        <w:t>☐ Al menos un punto 'no intervenir' justificado.</w:t>
+      </w:r>
+    </w:p>
+    <w:p>
+      <w:r>
+        <w:t>☐ Mínimo 6 patrones evaluados: 2 por familia.</w:t>
+      </w:r>
+    </w:p>
+    <w:p>
+      <w:r>
+        <w:t>☐ 3–5 patrones adoptados, salvo justificación explícita.</w:t>
+      </w:r>
+    </w:p>
+    <w:p>
+      <w:r>
+        <w:t>☐ Al menos 2 patrones descartados con razón técnica.</w:t>
+      </w:r>
+    </w:p>
+    <w:p>
+      <w:r>
+        <w:t>☐ 10 o más decisiones de IA registradas.</w:t>
+      </w:r>
+    </w:p>
+    <w:p>
+      <w:r>
+        <w:t>☐ TO-BE coincide exactamente con el código.</w:t>
+      </w:r>
+    </w:p>
+    <w:p>
+      <w:r>
+        <w:t>☐ Cada clase tocada tiene patrón y rol.</w:t>
+      </w:r>
+    </w:p>
+    <w:p>
+      <w:r>
+        <w:t>☐ Matriz SOLID completa y evidencia para cada celda no neutral.</w:t>
+      </w:r>
+    </w:p>
+    <w:p>
+      <w:r>
+        <w:t>☐ Casos de Reto 1 + mínimo 4 nuevos casos; 12 casos listos para video.</w:t>
+      </w:r>
+    </w:p>
+    <w:p>
+      <w:r>
+        <w:t>☐ Mínimo 3 riesgos con P×I y señal observable.</w:t>
+      </w:r>
+    </w:p>
+    <w:p>
+      <w:r>
+        <w:t>☐ Vista de negocio sin jerga técnica.</w:t>
+      </w:r>
+    </w:p>
+    <w:p>
+      <w:r>
+        <w:t>☐ Vista de desarrollo + mínimo 5 filas de 'dónde tocar'.</w:t>
+      </w:r>
+    </w:p>
+    <w:p>
+      <w:r>
+        <w:t>☐ Se cubren 3 solicitudes del Anexo B en la tabla 'dónde tocar'.</w:t>
+      </w:r>
+    </w:p>
+    <w:p>
+      <w:r>
+        <w:t>☐ Se implementó una solicitud del Anexo B diferente a la de Reto 1.</w:t>
+      </w:r>
+    </w:p>
+    <w:p>
+      <w:r>
+        <w:t>☐ PDF ≤15 páginas, índice y paginación.</w:t>
+      </w:r>
+    </w:p>
+    <w:p>
+      <w:r>
+        <w:t>☐ Código compila y ejecuta.</w:t>
+      </w:r>
+    </w:p>
+    <w:p>
+      <w:r>
+        <w:t>☐ Los cuatro integrantes aparecen en cámara y presentan su frente.</w:t>
+      </w:r>
+    </w:p>
+    <w:p>
+      <w:r>
+        <w:t>☐ Audio y video revisados antes de entregar.</w:t>
+      </w:r>
+    </w:p>
+    <w:p>
+      <w:pPr>
+        <w:pStyle w:val="Heading1"/>
+      </w:pPr>
+      <w:r>
+        <w:t>11. Reglas de oro para sobrevivir al plazo de 4 días</w:t>
       </w:r>
     </w:p>
     <w:p>
@@ -1372,7 +1048,7 @@
         <w:pStyle w:val="ListBullet"/>
       </w:pPr>
       <w:r>
-        <w:t>Nunca dejen un frente sin dueño secundario. A = respaldo D; B = respaldo A; C = respaldo B; D = respaldo C.</w:t>
+        <w:t>Decisiones críticas se cierran el Día 1; no reinventar la solución el Día 4.</w:t>
       </w:r>
     </w:p>
     <w:p>
@@ -1380,7 +1056,7 @@
         <w:pStyle w:val="ListBullet"/>
       </w:pPr>
       <w:r>
-        <w:t>Si una persona no puede asistir, no redistribuyan todo: el respaldo continúa el artefacto usando la nota de continuidad.</w:t>
+        <w:t>No implementar un patrón porque 'suena bien': cada patrón debe responder a un P-xx.</w:t>
       </w:r>
     </w:p>
     <w:p>
@@ -1388,7 +1064,7 @@
         <w:pStyle w:val="ListBullet"/>
       </w:pPr>
       <w:r>
-        <w:t>Las decisiones importantes se validan en el siguiente punto de integración, no se bloquea el proyecto esperando a todos.</w:t>
+        <w:t>El comportamiento observable es la frontera: si cambia una salida, cálculo o regla, detenerse y corregir.</w:t>
       </w:r>
     </w:p>
     <w:p>
@@ -1396,7 +1072,31 @@
         <w:pStyle w:val="ListBullet"/>
       </w:pPr>
       <w:r>
-        <w:t>La implementación debe integrarse antes de redactar la versión final de los diagramas y fichas.</w:t>
+        <w:t>No introducir frameworks, ORM, DI automática ni cambiar el estilo arquitectónico.</w:t>
+      </w:r>
+    </w:p>
+    <w:p>
+      <w:pPr>
+        <w:pStyle w:val="ListBullet"/>
+      </w:pPr>
+      <w:r>
+        <w:t>Todo cambio de código debe actualizar, si aplica, el diagrama, la matriz, la ficha y las pruebas.</w:t>
+      </w:r>
+    </w:p>
+    <w:p>
+      <w:pPr>
+        <w:pStyle w:val="ListBullet"/>
+      </w:pPr>
+      <w:r>
+        <w:t>El Día 4 no es para descubrir errores de arquitectura; es para corregir inconsistencias y ensayar la defensa.</w:t>
+      </w:r>
+    </w:p>
+    <w:p>
+      <w:pPr>
+        <w:pStyle w:val="ListBullet"/>
+      </w:pPr>
+      <w:r>
+        <w:t>Dos personas deben hacer la revisión final del código y del PDF antes de entregar.</w:t>
       </w:r>
     </w:p>
     <w:p>
@@ -1404,502 +1104,12 @@
         <w:pStyle w:val="Heading1"/>
       </w:pPr>
       <w:r>
-        <w:t>7. Checklist de calidad antes de entregar</w:t>
+        <w:t>12. Registro diario mínimo</w:t>
       </w:r>
     </w:p>
     <w:p>
       <w:r>
-        <w:t>□ Hay mínimo 5 puntos de dolor y al menos 3 fueron encontrados sin IA.</w:t>
-      </w:r>
-    </w:p>
-    <w:p>
-      <w:r>
-        <w:t>□ Cada punto tiene archivo/clase y costo medido en clases/archivos.</w:t>
-      </w:r>
-    </w:p>
-    <w:p>
-      <w:r>
-        <w:t>□ Existe al menos un punto no intervenido con justificación económica/técnica.</w:t>
-      </w:r>
-    </w:p>
-    <w:p>
-      <w:r>
-        <w:t>□ Se evaluaron mínimo 6 patrones, al menos 2 por familia.</w:t>
-      </w:r>
-    </w:p>
-    <w:p>
-      <w:r>
-        <w:t>□ Se adoptaron 3–5 patrones y hay ≥2 descartes técnicamente argumentados.</w:t>
-      </w:r>
-    </w:p>
-    <w:p>
-      <w:r>
-        <w:t>□ Hay ≥10 entradas reales en la bitácora IA.</w:t>
-      </w:r>
-    </w:p>
-    <w:p>
-      <w:r>
-        <w:t>□ Cada patrón adoptado responde a un P-xx concreto.</w:t>
-      </w:r>
-    </w:p>
-    <w:p>
-      <w:r>
-        <w:t>□ Los diagramas distinguen claramente lo que sale y lo que entra.</w:t>
-      </w:r>
-    </w:p>
-    <w:p>
-      <w:r>
-        <w:t>□ El diagrama coincide exactamente con el código final.</w:t>
-      </w:r>
-    </w:p>
-    <w:p>
-      <w:r>
-        <w:t>□ Cada ficha de patrón incluye ≥2 alternativas, una de ellas no hacer nada.</w:t>
-      </w:r>
-    </w:p>
-    <w:p>
-      <w:r>
-        <w:t>□ La matriz SOLID tiene evidencia en toda celda no Neutro.</w:t>
-      </w:r>
-    </w:p>
-    <w:p>
-      <w:r>
-        <w:t>□ Pasan los casos del Reto 1 + ≥4 nuevos y las salidas antes/después coinciden.</w:t>
-      </w:r>
-    </w:p>
-    <w:p>
-      <w:r>
-        <w:t>□ Hay ≥3 riesgos con señales observables.</w:t>
-      </w:r>
-    </w:p>
-    <w:p>
-      <w:r>
-        <w:t>□ Vista de negocio sin jerga técnica prohibida.</w:t>
-      </w:r>
-    </w:p>
-    <w:p>
-      <w:r>
-        <w:t>□ Vista técnica permite a un tercero saber dónde tocar.</w:t>
-      </w:r>
-    </w:p>
-    <w:p>
-      <w:r>
-        <w:t>□ Guía técnica tiene ≥5 filas y cubre las 3 solicitudes del Anexo B.</w:t>
-      </w:r>
-    </w:p>
-    <w:p>
-      <w:r>
-        <w:t>□ Código compila y ejecuta.</w:t>
-      </w:r>
-    </w:p>
-    <w:p>
-      <w:r>
-        <w:t>□ PDF ≤15 páginas, paginado y con índice.</w:t>
-      </w:r>
-    </w:p>
-    <w:p>
-      <w:r>
-        <w:t>□ Video ≤20 min, participan los cuatro, con cámara y audio correcto.</w:t>
-      </w:r>
-    </w:p>
-    <w:p>
-      <w:r>
-        <w:t>□ Cada integrante puede explicar: evidencia, alternativas, costo, riesgo y cuándo habría elegido distinto.</w:t>
-      </w:r>
-    </w:p>
-    <w:p>
-      <w:pPr>
-        <w:pStyle w:val="Heading1"/>
-      </w:pPr>
-      <w:r>
-        <w:t>8. Estructura sugerida del PDF de 15 páginas</w:t>
-      </w:r>
-    </w:p>
-    <w:p>
-      <w:pPr>
-        <w:pStyle w:val="ListNumber"/>
-      </w:pPr>
-      <w:r>
-        <w:t>1. Portada + índice (1 pág.)</w:t>
-      </w:r>
-    </w:p>
-    <w:p>
-      <w:pPr>
-        <w:pStyle w:val="ListNumber"/>
-      </w:pPr>
-      <w:r>
-        <w:t>2. Actividad 1: puntos de dolor (1–2 págs.)</w:t>
-      </w:r>
-    </w:p>
-    <w:p>
-      <w:pPr>
-        <w:pStyle w:val="ListNumber"/>
-      </w:pPr>
-      <w:r>
-        <w:t>3. Actividad 2: decisión de patrones + descartes + bitácora IA (2–3 págs.)</w:t>
-      </w:r>
-    </w:p>
-    <w:p>
-      <w:pPr>
-        <w:pStyle w:val="ListNumber"/>
-      </w:pPr>
-      <w:r>
-        <w:t>4. Actividad 3: AS IS/TO-BE, tabla de cambio y fichas (4–5 págs.)</w:t>
-      </w:r>
-    </w:p>
-    <w:p>
-      <w:pPr>
-        <w:pStyle w:val="ListNumber"/>
-      </w:pPr>
-      <w:r>
-        <w:t>5. Actividad 4: matriz SOLID + evidencia de comportamiento (2 págs.)</w:t>
-      </w:r>
-    </w:p>
-    <w:p>
-      <w:pPr>
-        <w:pStyle w:val="ListNumber"/>
-      </w:pPr>
-      <w:r>
-        <w:t>6. Actividad 5: riesgos y plan de cambio (1 pág.)</w:t>
-      </w:r>
-    </w:p>
-    <w:p>
-      <w:pPr>
-        <w:pStyle w:val="ListNumber"/>
-      </w:pPr>
-      <w:r>
-        <w:t>7. Actividad 6: vista negocio + vista desarrollo (2 págs.)</w:t>
-      </w:r>
-    </w:p>
-    <w:p>
-      <w:pPr>
-        <w:pStyle w:val="ListNumber"/>
-      </w:pPr>
-      <w:r>
-        <w:t>8. Cierre/deuda pendiente si hace falta (≤1 pág.)</w:t>
-      </w:r>
-    </w:p>
-    <w:p>
-      <w:pPr>
-        <w:pStyle w:val="Heading1"/>
-      </w:pPr>
-      <w:r>
-        <w:t>9. Guion del video: 20 minutos exactos</w:t>
-      </w:r>
-    </w:p>
-    <w:tbl>
-      <w:tblPr>
-        <w:tblStyle w:val="TableGrid"/>
-        <w:tblW w:type="auto" w:w="0"/>
-        <w:tblLook w:firstColumn="1" w:firstRow="1" w:lastColumn="0" w:lastRow="0" w:noHBand="0" w:noVBand="1" w:val="04A0"/>
-      </w:tblPr>
-      <w:tblGrid>
-        <w:gridCol w:w="2556"/>
-        <w:gridCol w:w="2556"/>
-        <w:gridCol w:w="2556"/>
-        <w:gridCol w:w="2556"/>
-      </w:tblGrid>
-      <w:tr>
-        <w:tc>
-          <w:tcPr>
-            <w:tcW w:type="dxa" w:w="2556"/>
-          </w:tcPr>
-          <w:p>
-            <w:r>
-              <w:t>Tiempo</w:t>
-            </w:r>
-          </w:p>
-        </w:tc>
-        <w:tc>
-          <w:tcPr>
-            <w:tcW w:type="dxa" w:w="2556"/>
-          </w:tcPr>
-          <w:p>
-            <w:r>
-              <w:t>Contenido</w:t>
-            </w:r>
-          </w:p>
-        </w:tc>
-        <w:tc>
-          <w:tcPr>
-            <w:tcW w:type="dxa" w:w="2556"/>
-          </w:tcPr>
-          <w:p>
-            <w:r>
-              <w:t>Responsable</w:t>
-            </w:r>
-          </w:p>
-        </w:tc>
-        <w:tc>
-          <w:tcPr>
-            <w:tcW w:type="dxa" w:w="2556"/>
-          </w:tcPr>
-          <w:p>
-            <w:r>
-              <w:t>Preparación clave</w:t>
-            </w:r>
-          </w:p>
-        </w:tc>
-      </w:tr>
-      <w:tr>
-        <w:tc>
-          <w:tcPr>
-            <w:tcW w:type="dxa" w:w="2556"/>
-          </w:tcPr>
-          <w:p>
-            <w:r>
-              <w:t>0–3 min</w:t>
-            </w:r>
-          </w:p>
-        </w:tc>
-        <w:tc>
-          <w:tcPr>
-            <w:tcW w:type="dxa" w:w="2556"/>
-          </w:tcPr>
-          <w:p>
-            <w:r>
-              <w:t>Puntos de dolor</w:t>
-            </w:r>
-          </w:p>
-        </w:tc>
-        <w:tc>
-          <w:tcPr>
-            <w:tcW w:type="dxa" w:w="2556"/>
-          </w:tcPr>
-          <w:p>
-            <w:r>
-              <w:t>A</w:t>
-            </w:r>
-          </w:p>
-        </w:tc>
-        <w:tc>
-          <w:tcPr>
-            <w:tcW w:type="dxa" w:w="2556"/>
-          </w:tcPr>
-          <w:p>
-            <w:r>
-              <w:t>Mostrar evidencia y costo medido</w:t>
-            </w:r>
-          </w:p>
-        </w:tc>
-      </w:tr>
-      <w:tr>
-        <w:tc>
-          <w:tcPr>
-            <w:tcW w:type="dxa" w:w="2556"/>
-          </w:tcPr>
-          <w:p>
-            <w:r>
-              <w:t>3–6 min</w:t>
-            </w:r>
-          </w:p>
-        </w:tc>
-        <w:tc>
-          <w:tcPr>
-            <w:tcW w:type="dxa" w:w="2556"/>
-          </w:tcPr>
-          <w:p>
-            <w:r>
-              <w:t>Vista de negocio + evidencia de comprensión</w:t>
-            </w:r>
-          </w:p>
-        </w:tc>
-        <w:tc>
-          <w:tcPr>
-            <w:tcW w:type="dxa" w:w="2556"/>
-          </w:tcPr>
-          <w:p>
-            <w:r>
-              <w:t>D</w:t>
-            </w:r>
-          </w:p>
-        </w:tc>
-        <w:tc>
-          <w:tcPr>
-            <w:tcW w:type="dxa" w:w="2556"/>
-          </w:tcPr>
-          <w:p>
-            <w:r>
-              <w:t>Explicar sin jerga; mostrar qué cambia/no cambia</w:t>
-            </w:r>
-          </w:p>
-        </w:tc>
-      </w:tr>
-      <w:tr>
-        <w:tc>
-          <w:tcPr>
-            <w:tcW w:type="dxa" w:w="2556"/>
-          </w:tcPr>
-          <w:p>
-            <w:r>
-              <w:t>6–11 min</w:t>
-            </w:r>
-          </w:p>
-        </w:tc>
-        <w:tc>
-          <w:tcPr>
-            <w:tcW w:type="dxa" w:w="2556"/>
-          </w:tcPr>
-          <w:p>
-            <w:r>
-              <w:t>TO-BE: sale, entra, relaciones, impacto</w:t>
-            </w:r>
-          </w:p>
-        </w:tc>
-        <w:tc>
-          <w:tcPr>
-            <w:tcW w:type="dxa" w:w="2556"/>
-          </w:tcPr>
-          <w:p>
-            <w:r>
-              <w:t>A</w:t>
-            </w:r>
-          </w:p>
-        </w:tc>
-        <w:tc>
-          <w:tcPr>
-            <w:tcW w:type="dxa" w:w="2556"/>
-          </w:tcPr>
-          <w:p>
-            <w:r>
-              <w:t>Recorrer diagramas y patrón más discutido</w:t>
-            </w:r>
-          </w:p>
-        </w:tc>
-      </w:tr>
-      <w:tr>
-        <w:tc>
-          <w:tcPr>
-            <w:tcW w:type="dxa" w:w="2556"/>
-          </w:tcPr>
-          <w:p>
-            <w:r>
-              <w:t>11–14 min</w:t>
-            </w:r>
-          </w:p>
-        </w:tc>
-        <w:tc>
-          <w:tcPr>
-            <w:tcW w:type="dxa" w:w="2556"/>
-          </w:tcPr>
-          <w:p>
-            <w:r>
-              <w:t>SOLID + 12 casos en vivo</w:t>
-            </w:r>
-          </w:p>
-        </w:tc>
-        <w:tc>
-          <w:tcPr>
-            <w:tcW w:type="dxa" w:w="2556"/>
-          </w:tcPr>
-          <w:p>
-            <w:r>
-              <w:t>B</w:t>
-            </w:r>
-          </w:p>
-        </w:tc>
-        <w:tc>
-          <w:tcPr>
-            <w:tcW w:type="dxa" w:w="2556"/>
-          </w:tcPr>
-          <w:p>
-            <w:r>
-              <w:t>Matriz + ejecución; no leer diapositivas</w:t>
-            </w:r>
-          </w:p>
-        </w:tc>
-      </w:tr>
-      <w:tr>
-        <w:tc>
-          <w:tcPr>
-            <w:tcW w:type="dxa" w:w="2556"/>
-          </w:tcPr>
-          <w:p>
-            <w:r>
-              <w:t>14–17 min</w:t>
-            </w:r>
-          </w:p>
-        </w:tc>
-        <w:tc>
-          <w:tcPr>
-            <w:tcW w:type="dxa" w:w="2556"/>
-          </w:tcPr>
-          <w:p>
-            <w:r>
-              <w:t>Riesgos + señales + plan</w:t>
-            </w:r>
-          </w:p>
-        </w:tc>
-        <w:tc>
-          <w:tcPr>
-            <w:tcW w:type="dxa" w:w="2556"/>
-          </w:tcPr>
-          <w:p>
-            <w:r>
-              <w:t>C</w:t>
-            </w:r>
-          </w:p>
-        </w:tc>
-        <w:tc>
-          <w:tcPr>
-            <w:tcW w:type="dxa" w:w="2556"/>
-          </w:tcPr>
-          <w:p>
-            <w:r>
-              <w:t>3 riesgos principales y cómo se detectan</w:t>
-            </w:r>
-          </w:p>
-        </w:tc>
-      </w:tr>
-      <w:tr>
-        <w:tc>
-          <w:tcPr>
-            <w:tcW w:type="dxa" w:w="2556"/>
-          </w:tcPr>
-          <w:p>
-            <w:r>
-              <w:t>17–20 min</w:t>
-            </w:r>
-          </w:p>
-        </w:tc>
-        <w:tc>
-          <w:tcPr>
-            <w:tcW w:type="dxa" w:w="2556"/>
-          </w:tcPr>
-          <w:p>
-            <w:r>
-              <w:t>Decisiones IA + cambio implementado + deuda</w:t>
-            </w:r>
-          </w:p>
-        </w:tc>
-        <w:tc>
-          <w:tcPr>
-            <w:tcW w:type="dxa" w:w="2556"/>
-          </w:tcPr>
-          <w:p>
-            <w:r>
-              <w:t>D + todos</w:t>
-            </w:r>
-          </w:p>
-        </w:tc>
-        <w:tc>
-          <w:tcPr>
-            <w:tcW w:type="dxa" w:w="2556"/>
-          </w:tcPr>
-          <w:p>
-            <w:r>
-              <w:t>Mostrar rechazos/correcciones y una solicitud de cambio</w:t>
-            </w:r>
-          </w:p>
-        </w:tc>
-      </w:tr>
-    </w:tbl>
-    <w:p>
-      <w:pPr>
-        <w:pStyle w:val="Heading1"/>
-      </w:pPr>
-      <w:r>
-        <w:t>10. Reglas de oro del equipo</w:t>
+        <w:t>Al final de cada día, dejar escrito:</w:t>
       </w:r>
     </w:p>
     <w:p>
@@ -1907,7 +1117,7 @@
         <w:pStyle w:val="ListBullet"/>
       </w:pPr>
       <w:r>
-        <w:t>Primero evidencia, después patrón.</w:t>
+        <w:t>Qué se terminó.</w:t>
       </w:r>
     </w:p>
     <w:p>
@@ -1915,7 +1125,7 @@
         <w:pStyle w:val="ListBullet"/>
       </w:pPr>
       <w:r>
-        <w:t>Primero baseline, después refactor.</w:t>
+        <w:t>Qué está bloqueado.</w:t>
       </w:r>
     </w:p>
     <w:p>
@@ -1923,7 +1133,7 @@
         <w:pStyle w:val="ListBullet"/>
       </w:pPr>
       <w:r>
-        <w:t>Cada patrón necesita un P-xx; si no tiene P-xx, no entra.</w:t>
+        <w:t>Qué decisión cambió y por qué.</w:t>
       </w:r>
     </w:p>
     <w:p>
@@ -1931,7 +1141,7 @@
         <w:pStyle w:val="ListBullet"/>
       </w:pPr>
       <w:r>
-        <w:t>Cada decisión importante debe poder explicarse sin decir 'la IA dijo que…'.</w:t>
+        <w:t>Qué evidencia existe.</w:t>
       </w:r>
     </w:p>
     <w:p>
@@ -1939,168 +1149,12 @@
         <w:pStyle w:val="ListBullet"/>
       </w:pPr>
       <w:r>
-        <w:t>Si una solución agrega más complejidad de la que elimina, considérense obligados a justificarla o descartarla.</w:t>
-      </w:r>
-    </w:p>
-    <w:p>
-      <w:pPr>
-        <w:pStyle w:val="ListBullet"/>
-      </w:pPr>
-      <w:r>
-        <w:t>No agreguen mejoras 'gratis' mientras implementan el patrón.</w:t>
-      </w:r>
-    </w:p>
-    <w:p>
-      <w:pPr>
-        <w:pStyle w:val="ListBullet"/>
-      </w:pPr>
-      <w:r>
-        <w:t>El documento, los diagramas, las pruebas y el código deben contar exactamente la misma historia.</w:t>
-      </w:r>
-    </w:p>
-    <w:p>
-      <w:pPr>
-        <w:pStyle w:val="ListBullet"/>
-      </w:pPr>
-      <w:r>
-        <w:t>Ensayen preguntas adversariales: '¿por qué no Strategy?', '¿por qué no hacer nada?', '¿qué principio tensiona?', '¿qué cuesta?', '¿qué pasa si falla?', '¿dónde se construye?', '¿qué archivo toco para SC-2?'</w:t>
-      </w:r>
-    </w:p>
-    <w:p>
-      <w:pPr>
-        <w:pStyle w:val="Heading1"/>
-      </w:pPr>
-      <w:r>
-        <w:t>11. Registro diario de continuidad</w:t>
-      </w:r>
-    </w:p>
-    <w:p>
-      <w:r>
-        <w:t>Copien esta mini-ficha al final de cada jornada:</w:t>
-      </w:r>
-    </w:p>
-    <w:p>
-      <w:r>
-        <w:t>Fecha:</w:t>
-      </w:r>
-    </w:p>
-    <w:p>
-      <w:r>
-        <w:t>Horas efectivas por integrante:</w:t>
-      </w:r>
-    </w:p>
-    <w:p>
-      <w:r>
-        <w:t>Hecho hoy:</w:t>
-      </w:r>
-    </w:p>
-    <w:p>
-      <w:r>
-        <w:t>Decisiones tomadas:</w:t>
-      </w:r>
-    </w:p>
-    <w:p>
-      <w:r>
-        <w:t>Archivos/commits afectados:</w:t>
-      </w:r>
-    </w:p>
-    <w:p>
-      <w:r>
-        <w:t>Pendiente inmediato:</w:t>
-      </w:r>
-    </w:p>
-    <w:p>
-      <w:r>
-        <w:t>Bloqueos:</w:t>
-      </w:r>
-    </w:p>
-    <w:p>
-      <w:r>
-        <w:t>Persona que continúa mañana:</w:t>
-      </w:r>
-    </w:p>
-    <w:p>
-      <w:pPr>
-        <w:pStyle w:val="Heading1"/>
-      </w:pPr>
-      <w:r>
-        <w:t>12. Solicitudes de cambio del Anexo B</w:t>
-      </w:r>
-    </w:p>
-    <w:p>
-      <w:r>
-        <w:t>El documento exige implementar una solicitud distinta a la que ya hicieron en el Reto 1. Antes de elegirla, confirmen cuál fue la solicitud anterior. Las opciones del enunciado son:</w:t>
-      </w:r>
-    </w:p>
-    <w:p>
-      <w:pPr>
-        <w:pStyle w:val="ListBullet"/>
-      </w:pPr>
-      <w:r>
-        <w:t>Hacienda SC-1: vender productos derivados del ganado (lácteos, carne, piel).</w:t>
-      </w:r>
-    </w:p>
-    <w:p>
-      <w:pPr>
-        <w:pStyle w:val="ListBullet"/>
-      </w:pPr>
-      <w:r>
-        <w:t>Hacienda SC-2: conectar chips a las reses para geolocalización.</w:t>
-      </w:r>
-    </w:p>
-    <w:p>
-      <w:pPr>
-        <w:pStyle w:val="ListBullet"/>
-      </w:pPr>
-      <w:r>
-        <w:t>Hacienda SC-3: historia clínica de cada res.</w:t>
-      </w:r>
-    </w:p>
-    <w:p>
-      <w:pPr>
-        <w:pStyle w:val="ListBullet"/>
-      </w:pPr>
-      <w:r>
-        <w:t>Farmacia SC-1: vender cosméticos y productos comestibles además de farmacéuticos.</w:t>
-      </w:r>
-    </w:p>
-    <w:p>
-      <w:pPr>
-        <w:pStyle w:val="ListBullet"/>
-      </w:pPr>
-      <w:r>
-        <w:t>Farmacia SC-2: vender servicios como inyectología, cambio de vendajes y curaciones básicas.</w:t>
-      </w:r>
-    </w:p>
-    <w:p>
-      <w:pPr>
-        <w:pStyle w:val="ListBullet"/>
-      </w:pPr>
-      <w:r>
-        <w:t>Farmacia SC-3: convenios con entidades para descuentos y crédito descontable.</w:t>
-      </w:r>
-    </w:p>
-    <w:p>
-      <w:r>
-        <w:t>Recomendación operativa: elegir la solicitud que mejor atraviese los puntos de dolor y patrones adoptados, pero no cambiarla por conveniencia a mitad del proyecto. Debe quedar explícito qué cambio se autorizó y cómo se demuestra que no se alteraron las reglas anteriores.</w:t>
-      </w:r>
-    </w:p>
-    <w:p>
-      <w:pPr>
-        <w:pStyle w:val="Heading1"/>
-      </w:pPr>
-      <w:r>
-        <w:t>13. Referencia al documento fuente</w:t>
-      </w:r>
-    </w:p>
-    <w:p>
-      <w:r>
-        <w:t>La planificación anterior está construida a partir del enunciado y rúbrica anexados. El documento fija la fecha de entrega, las restricciones arquitectónicas, los roles, las seis actividades, los mínimos de cada artefacto, el formato de entregables, el guion del video y las penalizaciones.</w:t>
+        <w:t>Qué debe hacer cada integrante al comenzar el siguiente día.</w:t>
       </w:r>
     </w:p>
     <w:sectPr>
       <w:pgSz w:w="12240" w:h="15840"/>
-      <w:pgMar w:top="936" w:right="1008" w:bottom="936" w:left="1008" w:header="720" w:footer="720" w:gutter="0"/>
+      <w:pgMar w:top="1440" w:right="1800" w:bottom="1440" w:left="1800" w:header="720" w:footer="720" w:gutter="0"/>
       <w:cols w:space="720"/>
       <w:docGrid w:linePitch="360"/>
     </w:sectPr>
@@ -2473,7 +1527,7 @@
     <w:rsid w:val="00FC693F"/>
     <w:rPr>
       <w:rFonts w:ascii="Aptos" w:hAnsi="Aptos"/>
-      <w:sz w:val="20"/>
+      <w:sz w:val="21"/>
     </w:rPr>
   </w:style>
   <w:style w:type="paragraph" w:styleId="Header">
